--- a/public/cv/CV-modern.docx
+++ b/public/cv/CV-modern.docx
@@ -2,7 +2,7 @@
 <file path=word/document.xml><?xml version="1.0" encoding="utf-8"?>
 <w:document xmlns:w="http://schemas.openxmlformats.org/wordprocessingml/2006/main" xmlns:m="http://schemas.openxmlformats.org/officeDocument/2006/math" xmlns:r="http://schemas.openxmlformats.org/officeDocument/2006/relationships" xmlns:o="urn:schemas-microsoft-com:office:office" xmlns:v="urn:schemas-microsoft-com:vml" xmlns:w10="urn:schemas-microsoft-com:office:word" xmlns:a="http://schemas.openxmlformats.org/drawingml/2006/main" xmlns:pic="http://schemas.openxmlformats.org/drawingml/2006/picture" xmlns:wp="http://schemas.openxmlformats.org/drawingml/2006/wordprocessingDrawing">
   <w:body>
-    <w:bookmarkStart w:id="11" w:name="muhammet-saraç"/>
+    <w:bookmarkStart w:id="15" w:name="muhammet-saraç"/>
     <w:p>
       <w:pPr>
         <w:pStyle w:val="Heading1"/>
@@ -19,7 +19,7 @@
         <w:t xml:space="preserve">Bilgisayar Mühendisliği Öğrencisi</w:t>
       </w:r>
     </w:p>
-    <w:bookmarkStart w:id="9" w:name="iletişim"/>
+    <w:bookmarkStart w:id="13" w:name="iletişim"/>
     <w:p>
       <w:pPr>
         <w:pStyle w:val="Heading2"/>
@@ -36,9 +36,14 @@
           <w:numId w:val="1001"/>
         </w:numPr>
       </w:pPr>
-      <w:r>
-        <w:t xml:space="preserve">Mtsarac03@gmail.com</w:t>
-      </w:r>
+      <w:hyperlink r:id="rId9">
+        <w:r>
+          <w:rPr>
+            <w:rStyle w:val="Hyperlink"/>
+          </w:rPr>
+          <w:t xml:space="preserve">Mtsarac03@gmail.com</w:t>
+        </w:r>
+      </w:hyperlink>
     </w:p>
     <w:p>
       <w:pPr>
@@ -60,9 +65,14 @@
           <w:numId w:val="1001"/>
         </w:numPr>
       </w:pPr>
-      <w:r>
-        <w:t xml:space="preserve">linkedin.com/in/mtsarac</w:t>
-      </w:r>
+      <w:hyperlink r:id="rId10">
+        <w:r>
+          <w:rPr>
+            <w:rStyle w:val="Hyperlink"/>
+          </w:rPr>
+          <w:t xml:space="preserve">linkedin.com/in/mtsarac</w:t>
+        </w:r>
+      </w:hyperlink>
     </w:p>
     <w:p>
       <w:pPr>
@@ -72,9 +82,14 @@
           <w:numId w:val="1001"/>
         </w:numPr>
       </w:pPr>
-      <w:r>
-        <w:t xml:space="preserve">Github.com/mtsarac</w:t>
-      </w:r>
+      <w:hyperlink r:id="rId11">
+        <w:r>
+          <w:rPr>
+            <w:rStyle w:val="Hyperlink"/>
+          </w:rPr>
+          <w:t xml:space="preserve">Github.com/mtsarac</w:t>
+        </w:r>
+      </w:hyperlink>
     </w:p>
     <w:p>
       <w:pPr>
@@ -84,9 +99,14 @@
           <w:numId w:val="1001"/>
         </w:numPr>
       </w:pPr>
-      <w:r>
-        <w:t xml:space="preserve">msarac.me</w:t>
-      </w:r>
+      <w:hyperlink r:id="rId12">
+        <w:r>
+          <w:rPr>
+            <w:rStyle w:val="Hyperlink"/>
+          </w:rPr>
+          <w:t xml:space="preserve">msarac.me</w:t>
+        </w:r>
+      </w:hyperlink>
     </w:p>
     <w:p>
       <w:pPr>
@@ -100,8 +120,8 @@
         <w:t xml:space="preserve">Merkezefendi/Denizli</w:t>
       </w:r>
     </w:p>
-    <w:bookmarkEnd w:id="9"/>
-    <w:bookmarkStart w:id="10" w:name="yetenekler"/>
+    <w:bookmarkEnd w:id="13"/>
+    <w:bookmarkStart w:id="14" w:name="yetenekler"/>
     <w:p>
       <w:pPr>
         <w:pStyle w:val="Heading2"/>
@@ -146,9 +166,9 @@
         <w:t xml:space="preserve">Git/GitHub, Docker, Linux</w:t>
       </w:r>
     </w:p>
-    <w:bookmarkEnd w:id="10"/>
-    <w:bookmarkEnd w:id="11"/>
-    <w:bookmarkStart w:id="12" w:name="profil"/>
+    <w:bookmarkEnd w:id="14"/>
+    <w:bookmarkEnd w:id="15"/>
+    <w:bookmarkStart w:id="16" w:name="profil"/>
     <w:p>
       <w:pPr>
         <w:pStyle w:val="Heading2"/>
@@ -165,8 +185,8 @@
         <w:t xml:space="preserve">Pamukkale Üniversitesi son sınıf Bilgisayar Mühendisliği öğrencisiyim (GPA 3.32). NestJS, PostgreSQL ve React ile backend ağırlıklı full-stack geliştirmeye odaklanıyorum. Gerçek ürün çıkaracağım junior ve staj pozisyonları arıyorum.</w:t>
       </w:r>
     </w:p>
-    <w:bookmarkEnd w:id="12"/>
-    <w:bookmarkStart w:id="13" w:name="deneyim"/>
+    <w:bookmarkEnd w:id="16"/>
+    <w:bookmarkStart w:id="17" w:name="deneyim"/>
     <w:p>
       <w:pPr>
         <w:pStyle w:val="Heading2"/>
@@ -188,10 +208,120 @@
     </w:p>
     <w:p>
       <w:pPr>
+        <w:pStyle w:val="Compact"/>
+        <w:numPr>
+          <w:ilvl w:val="0"/>
+          <w:numId w:val="1003"/>
+        </w:numPr>
+      </w:pPr>
+      <w:r>
+        <w:t xml:space="preserve">BT envanter, stok ve zimmet takibi için PostgreSQL şeması</w:t>
+      </w:r>
+    </w:p>
+    <w:p>
+      <w:pPr>
+        <w:pStyle w:val="Compact"/>
+        <w:numPr>
+          <w:ilvl w:val="0"/>
+          <w:numId w:val="1003"/>
+        </w:numPr>
+      </w:pPr>
+      <w:r>
+        <w:t xml:space="preserve">İş gereksinimlerinden React + TypeScript CRM prototipi</w:t>
+      </w:r>
+    </w:p>
+    <w:p>
+      <w:pPr>
+        <w:pStyle w:val="Compact"/>
+        <w:numPr>
+          <w:ilvl w:val="0"/>
+          <w:numId w:val="1003"/>
+        </w:numPr>
+      </w:pPr>
+      <w:r>
+        <w:t xml:space="preserve">SAP, Jira ve Qlik süreçleri; MASSGuard AI konsepti</w:t>
+      </w:r>
+    </w:p>
+    <w:p>
+      <w:pPr>
+        <w:pStyle w:val="FirstParagraph"/>
+      </w:pPr>
+      <w:r>
+        <w:t xml:space="preserve">TNC Group / Social Office – BT Stajyeri</w:t>
+      </w:r>
+      <w:r>
+        <w:t xml:space="preserve">2026</w:t>
+      </w:r>
+    </w:p>
+    <w:p>
+      <w:pPr>
+        <w:pStyle w:val="Compact"/>
+        <w:numPr>
+          <w:ilvl w:val="0"/>
+          <w:numId w:val="1004"/>
+        </w:numPr>
+      </w:pPr>
+      <w:r>
+        <w:t xml:space="preserve">JSON tabanlı Python CLI uygulaması</w:t>
+      </w:r>
+    </w:p>
+    <w:p>
+      <w:pPr>
+        <w:pStyle w:val="Compact"/>
+        <w:numPr>
+          <w:ilvl w:val="0"/>
+          <w:numId w:val="1004"/>
+        </w:numPr>
+      </w:pPr>
+      <w:r>
+        <w:t xml:space="preserve">Excel dashboard, AutoCAD çizim ve Blender 3D oda</w:t>
+      </w:r>
+    </w:p>
+    <w:bookmarkEnd w:id="17"/>
+    <w:bookmarkStart w:id="18" w:name="projeler"/>
+    <w:p>
+      <w:pPr>
+        <w:pStyle w:val="Heading2"/>
+      </w:pPr>
+      <w:r>
+        <w:t xml:space="preserve">PROJELER</w:t>
+      </w:r>
+    </w:p>
+    <w:p>
+      <w:pPr>
+        <w:pStyle w:val="FirstParagraph"/>
+      </w:pPr>
+      <w:r>
+        <w:t xml:space="preserve">Adrenal Anomali Tespit Sistemi – Tez projesi</w:t>
+      </w:r>
+    </w:p>
+    <w:p>
+      <w:pPr>
         <w:pStyle w:val="BodyText"/>
       </w:pPr>
       <w:r>
-        <w:t xml:space="preserve">PostgreSQL envanter şeması; React + TypeScript CRM prototipi; SAP/Jira/Qlik süreçleri; MASSGuard AI konsepti.</w:t>
+        <w:t xml:space="preserve">Klinik karar destek için JWT’li NestJS + PostgreSQL backend ve React Native MRI/AI uygulaması. Özel, detaylar istek üzerine.</w:t>
+      </w:r>
+    </w:p>
+    <w:bookmarkEnd w:id="18"/>
+    <w:bookmarkStart w:id="19" w:name="eğitim"/>
+    <w:p>
+      <w:pPr>
+        <w:pStyle w:val="Heading2"/>
+      </w:pPr>
+      <w:r>
+        <w:t xml:space="preserve">EĞİTİM</w:t>
+      </w:r>
+    </w:p>
+    <w:p>
+      <w:pPr>
+        <w:pStyle w:val="FirstParagraph"/>
+      </w:pPr>
+      <w:r>
+        <w:t xml:space="preserve">Pamukkale Üniversitesi – Bilgisayar Mühendisliği Lisans</w:t>
+      </w:r>
+      <w:r>
+        <w:t xml:space="preserve">2022 – 2026 | GPA: 3.32</w:t>
       </w:r>
     </w:p>
     <w:p>
@@ -199,10 +329,7 @@
         <w:pStyle w:val="BodyText"/>
       </w:pPr>
       <w:r>
-        <w:t xml:space="preserve">TNC Group / Social Office – BT Stajyeri</w:t>
-      </w:r>
-      <w:r>
-        <w:t xml:space="preserve">2026</w:t>
+        <w:t xml:space="preserve">Veri yapıları, algoritmalar, veritabanları, işletim sistemleri, yazılım mühendisliği, web teknolojileri, ağlar, makine öğrenmesi, yapay zeka, grafik, bulut bilişim.</w:t>
       </w:r>
     </w:p>
     <w:p>
@@ -210,25 +337,10 @@
         <w:pStyle w:val="BodyText"/>
       </w:pPr>
       <w:r>
-        <w:t xml:space="preserve">Python CLI, Excel dashboard, AutoCAD çizim, Blender 3D oda.</w:t>
-      </w:r>
-    </w:p>
-    <w:bookmarkEnd w:id="13"/>
-    <w:bookmarkStart w:id="14" w:name="projeler"/>
-    <w:p>
-      <w:pPr>
-        <w:pStyle w:val="Heading2"/>
-      </w:pPr>
-      <w:r>
-        <w:t xml:space="preserve">PROJELER</w:t>
-      </w:r>
-    </w:p>
-    <w:p>
-      <w:pPr>
-        <w:pStyle w:val="FirstParagraph"/>
-      </w:pPr>
-      <w:r>
-        <w:t xml:space="preserve">Adrenal Anomali Tespit Sistemi – Tez projesi</w:t>
+        <w:t xml:space="preserve">Maribor Üniversitesi – Erasmus</w:t>
+      </w:r>
+      <w:r>
+        <w:t xml:space="preserve">Şub – Tem 2025</w:t>
       </w:r>
     </w:p>
     <w:p>
@@ -236,58 +348,10 @@
         <w:pStyle w:val="BodyText"/>
       </w:pPr>
       <w:r>
-        <w:t xml:space="preserve">Klinik karar destek için JWT’li NestJS + PostgreSQL backend ve React Native MRI/AI uygulaması. Özel, detaylar istek üzerine.</w:t>
-      </w:r>
-    </w:p>
-    <w:bookmarkEnd w:id="14"/>
-    <w:bookmarkStart w:id="15" w:name="eğitim"/>
-    <w:p>
-      <w:pPr>
-        <w:pStyle w:val="Heading2"/>
-      </w:pPr>
-      <w:r>
-        <w:t xml:space="preserve">EĞİTİM</w:t>
-      </w:r>
-    </w:p>
-    <w:p>
-      <w:pPr>
-        <w:pStyle w:val="FirstParagraph"/>
-      </w:pPr>
-      <w:r>
-        <w:t xml:space="preserve">Pamukkale Üniversitesi – Bilgisayar Mühendisliği Lisans</w:t>
-      </w:r>
-      <w:r>
-        <w:t xml:space="preserve">2022 – 2026 | GPA: 3.32</w:t>
-      </w:r>
-    </w:p>
-    <w:p>
-      <w:pPr>
-        <w:pStyle w:val="BodyText"/>
-      </w:pPr>
-      <w:r>
-        <w:t xml:space="preserve">Veri yapıları, algoritmalar, veritabanları, işletim sistemleri, yazılım mühendisliği, web teknolojileri, ağlar, makine öğrenmesi, yapay zeka, grafik, bulut bilişim.</w:t>
-      </w:r>
-    </w:p>
-    <w:p>
-      <w:pPr>
-        <w:pStyle w:val="BodyText"/>
-      </w:pPr>
-      <w:r>
-        <w:t xml:space="preserve">Maribor Üniversitesi – Erasmus</w:t>
-      </w:r>
-      <w:r>
-        <w:t xml:space="preserve">Şub – Tem 2025</w:t>
-      </w:r>
-    </w:p>
-    <w:p>
-      <w:pPr>
-        <w:pStyle w:val="BodyText"/>
-      </w:pPr>
-      <w:r>
         <w:t xml:space="preserve">C++ ile OOP; Blender ile 3D animasyon ve grafik.</w:t>
       </w:r>
     </w:p>
-    <w:bookmarkEnd w:id="15"/>
+    <w:bookmarkEnd w:id="19"/>
     <w:sectPr>
       <w:footnotePr>
         <w:numRestart w:val="eachSect"/>
@@ -508,6 +572,12 @@
     <w:abstractNumId w:val="991"/>
   </w:num>
   <w:num w:numId="1002">
+    <w:abstractNumId w:val="991"/>
+  </w:num>
+  <w:num w:numId="1003">
+    <w:abstractNumId w:val="991"/>
+  </w:num>
+  <w:num w:numId="1004">
     <w:abstractNumId w:val="991"/>
   </w:num>
 </w:numbering>

--- a/public/cv/CV-modern.docx
+++ b/public/cv/CV-modern.docx
@@ -8,6 +8,9 @@
         <w:pStyle w:val="Heading1"/>
       </w:pPr>
       <w:r>
+        <w:rPr>
+          <w:lang w:val="tr"/>
+        </w:rPr>
         <w:t xml:space="preserve">Muhammet Saraç</w:t>
       </w:r>
     </w:p>
@@ -16,6 +19,9 @@
         <w:pStyle w:val="FirstParagraph"/>
       </w:pPr>
       <w:r>
+        <w:rPr>
+          <w:lang w:val="tr"/>
+        </w:rPr>
         <w:t xml:space="preserve">Bilgisayar Mühendisliği Öğrencisi</w:t>
       </w:r>
     </w:p>
@@ -25,6 +31,9 @@
         <w:pStyle w:val="Heading2"/>
       </w:pPr>
       <w:r>
+        <w:rPr>
+          <w:lang w:val="tr"/>
+        </w:rPr>
         <w:t xml:space="preserve">İLETİŞİM</w:t>
       </w:r>
     </w:p>
@@ -40,6 +49,7 @@
         <w:r>
           <w:rPr>
             <w:rStyle w:val="Hyperlink"/>
+            <w:lang w:val="tr"/>
           </w:rPr>
           <w:t xml:space="preserve">Mtsarac03@gmail.com</w:t>
         </w:r>
@@ -54,6 +64,9 @@
         </w:numPr>
       </w:pPr>
       <w:r>
+        <w:rPr>
+          <w:lang w:val="tr"/>
+        </w:rPr>
         <w:t xml:space="preserve">(541) 614-8690</w:t>
       </w:r>
     </w:p>
@@ -69,6 +82,7 @@
         <w:r>
           <w:rPr>
             <w:rStyle w:val="Hyperlink"/>
+            <w:lang w:val="tr"/>
           </w:rPr>
           <w:t xml:space="preserve">linkedin.com/in/mtsarac</w:t>
         </w:r>
@@ -86,6 +100,7 @@
         <w:r>
           <w:rPr>
             <w:rStyle w:val="Hyperlink"/>
+            <w:lang w:val="tr"/>
           </w:rPr>
           <w:t xml:space="preserve">Github.com/mtsarac</w:t>
         </w:r>
@@ -103,6 +118,7 @@
         <w:r>
           <w:rPr>
             <w:rStyle w:val="Hyperlink"/>
+            <w:lang w:val="tr"/>
           </w:rPr>
           <w:t xml:space="preserve">msarac.me</w:t>
         </w:r>
@@ -117,6 +133,9 @@
         </w:numPr>
       </w:pPr>
       <w:r>
+        <w:rPr>
+          <w:lang w:val="tr"/>
+        </w:rPr>
         <w:t xml:space="preserve">Merkezefendi/Denizli</w:t>
       </w:r>
     </w:p>
@@ -127,6 +146,9 @@
         <w:pStyle w:val="Heading2"/>
       </w:pPr>
       <w:r>
+        <w:rPr>
+          <w:lang w:val="tr"/>
+        </w:rPr>
         <w:t xml:space="preserve">YETENEKLER</w:t>
       </w:r>
     </w:p>
@@ -139,6 +161,9 @@
         </w:numPr>
       </w:pPr>
       <w:r>
+        <w:rPr>
+          <w:lang w:val="tr"/>
+        </w:rPr>
         <w:t xml:space="preserve">Java, C#, TypeScript, SQL, HTML, CSS</w:t>
       </w:r>
     </w:p>
@@ -151,7 +176,10 @@
         </w:numPr>
       </w:pPr>
       <w:r>
-        <w:t xml:space="preserve">React, Next.js, React Native, NestJS, REST API, .NET Web API, MS SQL Server, PostgreSQL, Expo</w:t>
+        <w:rPr>
+          <w:lang w:val="tr"/>
+        </w:rPr>
+        <w:t xml:space="preserve">React, Next.js, React Native, Flutter, NestJS, REST API, .NET, .NET Web API, MS SQL Server, PostgreSQL, Expo</w:t>
       </w:r>
     </w:p>
     <w:p>
@@ -163,6 +191,9 @@
         </w:numPr>
       </w:pPr>
       <w:r>
+        <w:rPr>
+          <w:lang w:val="tr"/>
+        </w:rPr>
         <w:t xml:space="preserve">Git/GitHub, Docker, Linux</w:t>
       </w:r>
     </w:p>
@@ -174,6 +205,9 @@
         <w:pStyle w:val="Heading2"/>
       </w:pPr>
       <w:r>
+        <w:rPr>
+          <w:lang w:val="tr"/>
+        </w:rPr>
         <w:t xml:space="preserve">PROFİL</w:t>
       </w:r>
     </w:p>
@@ -182,6 +216,9 @@
         <w:pStyle w:val="FirstParagraph"/>
       </w:pPr>
       <w:r>
+        <w:rPr>
+          <w:lang w:val="tr"/>
+        </w:rPr>
         <w:t xml:space="preserve">Pamukkale Üniversitesi son sınıf Bilgisayar Mühendisliği öğrencisiyim (GPA 3.32). NestJS, PostgreSQL ve React ile backend ağırlıklı full-stack geliştirmeye odaklanıyorum. Gerçek ürün çıkaracağım junior ve staj pozisyonları arıyorum.</w:t>
       </w:r>
     </w:p>
@@ -192,6 +229,9 @@
         <w:pStyle w:val="Heading2"/>
       </w:pPr>
       <w:r>
+        <w:rPr>
+          <w:lang w:val="tr"/>
+        </w:rPr>
         <w:t xml:space="preserve">DENEYİM</w:t>
       </w:r>
     </w:p>
@@ -200,9 +240,15 @@
         <w:pStyle w:val="FirstParagraph"/>
       </w:pPr>
       <w:r>
+        <w:rPr>
+          <w:lang w:val="tr"/>
+        </w:rPr>
         <w:t xml:space="preserve">ADM Elektrik Dağıtım – BT Stajyeri, Denizli</w:t>
       </w:r>
       <w:r>
+        <w:rPr>
+          <w:lang w:val="tr"/>
+        </w:rPr>
         <w:t xml:space="preserve">Tem – Ağu 2026</w:t>
       </w:r>
     </w:p>
@@ -215,6 +261,9 @@
         </w:numPr>
       </w:pPr>
       <w:r>
+        <w:rPr>
+          <w:lang w:val="tr"/>
+        </w:rPr>
         <w:t xml:space="preserve">BT envanter, stok ve zimmet takibi için PostgreSQL şeması</w:t>
       </w:r>
     </w:p>
@@ -227,6 +276,9 @@
         </w:numPr>
       </w:pPr>
       <w:r>
+        <w:rPr>
+          <w:lang w:val="tr"/>
+        </w:rPr>
         <w:t xml:space="preserve">İş gereksinimlerinden React + TypeScript CRM prototipi</w:t>
       </w:r>
     </w:p>
@@ -239,6 +291,9 @@
         </w:numPr>
       </w:pPr>
       <w:r>
+        <w:rPr>
+          <w:lang w:val="tr"/>
+        </w:rPr>
         <w:t xml:space="preserve">SAP, Jira ve Qlik süreçleri; MASSGuard AI konsepti</w:t>
       </w:r>
     </w:p>
@@ -247,10 +302,16 @@
         <w:pStyle w:val="FirstParagraph"/>
       </w:pPr>
       <w:r>
-        <w:t xml:space="preserve">TNC Group / Social Office – BT Stajyeri</w:t>
-      </w:r>
-      <w:r>
-        <w:t xml:space="preserve">2026</w:t>
+        <w:rPr>
+          <w:lang w:val="tr"/>
+        </w:rPr>
+        <w:t xml:space="preserve">FLAP Yazılım – Yazılım Stajyeri, Denizli</w:t>
+      </w:r>
+      <w:r>
+        <w:rPr>
+          <w:lang w:val="tr"/>
+        </w:rPr>
+        <w:t xml:space="preserve">Eyl – Eki 2026</w:t>
       </w:r>
     </w:p>
     <w:p>
@@ -262,7 +323,10 @@
         </w:numPr>
       </w:pPr>
       <w:r>
-        <w:t xml:space="preserve">JSON tabanlı Python CLI uygulaması</w:t>
+        <w:rPr>
+          <w:lang w:val="tr"/>
+        </w:rPr>
+        <w:t xml:space="preserve">SQL Server yedekleme platformu: çok kiracılı ASP.NET Core API, Quartz.NET, PostgreSQL, agent, React arayüzü</w:t>
       </w:r>
     </w:p>
     <w:p>
@@ -274,6 +338,86 @@
         </w:numPr>
       </w:pPr>
       <w:r>
+        <w:rPr>
+          <w:lang w:val="tr"/>
+        </w:rPr>
+        <w:t xml:space="preserve">Çevrimdışı öncelikli IMAP/SMTP mail istemcisi: .NET 10 + PostgreSQL backend, Flutter uygulaması</w:t>
+      </w:r>
+    </w:p>
+    <w:p>
+      <w:pPr>
+        <w:pStyle w:val="Compact"/>
+        <w:numPr>
+          <w:ilvl w:val="0"/>
+          <w:numId w:val="1004"/>
+        </w:numPr>
+      </w:pPr>
+      <w:r>
+        <w:rPr>
+          <w:lang w:val="tr"/>
+        </w:rPr>
+        <w:t xml:space="preserve">Firmanın mutabakat web uygulamasına küçük katkı (backend düzeltmeleri, erişilebilir arayüz)</w:t>
+      </w:r>
+    </w:p>
+    <w:p>
+      <w:pPr>
+        <w:pStyle w:val="Compact"/>
+        <w:numPr>
+          <w:ilvl w:val="0"/>
+          <w:numId w:val="1004"/>
+        </w:numPr>
+      </w:pPr>
+      <w:r>
+        <w:rPr>
+          <w:lang w:val="tr"/>
+        </w:rPr>
+        <w:t xml:space="preserve">Referans istenirse paylaşılabilir</w:t>
+      </w:r>
+    </w:p>
+    <w:p>
+      <w:pPr>
+        <w:pStyle w:val="FirstParagraph"/>
+      </w:pPr>
+      <w:r>
+        <w:rPr>
+          <w:lang w:val="tr"/>
+        </w:rPr>
+        <w:t xml:space="preserve">TNC Group / Social Office – BT Stajyeri</w:t>
+      </w:r>
+      <w:r>
+        <w:rPr>
+          <w:lang w:val="tr"/>
+        </w:rPr>
+        <w:t xml:space="preserve">2026</w:t>
+      </w:r>
+    </w:p>
+    <w:p>
+      <w:pPr>
+        <w:pStyle w:val="Compact"/>
+        <w:numPr>
+          <w:ilvl w:val="0"/>
+          <w:numId w:val="1005"/>
+        </w:numPr>
+      </w:pPr>
+      <w:r>
+        <w:rPr>
+          <w:lang w:val="tr"/>
+        </w:rPr>
+        <w:t xml:space="preserve">JSON tabanlı Python CLI uygulaması</w:t>
+      </w:r>
+    </w:p>
+    <w:p>
+      <w:pPr>
+        <w:pStyle w:val="Compact"/>
+        <w:numPr>
+          <w:ilvl w:val="0"/>
+          <w:numId w:val="1005"/>
+        </w:numPr>
+      </w:pPr>
+      <w:r>
+        <w:rPr>
+          <w:lang w:val="tr"/>
+        </w:rPr>
         <w:t xml:space="preserve">Excel dashboard, AutoCAD çizim ve Blender 3D oda</w:t>
       </w:r>
     </w:p>
@@ -284,6 +428,9 @@
         <w:pStyle w:val="Heading2"/>
       </w:pPr>
       <w:r>
+        <w:rPr>
+          <w:lang w:val="tr"/>
+        </w:rPr>
         <w:t xml:space="preserve">PROJELER</w:t>
       </w:r>
     </w:p>
@@ -292,6 +439,9 @@
         <w:pStyle w:val="FirstParagraph"/>
       </w:pPr>
       <w:r>
+        <w:rPr>
+          <w:lang w:val="tr"/>
+        </w:rPr>
         <w:t xml:space="preserve">Adrenal Anomali Tespit Sistemi – Tez projesi</w:t>
       </w:r>
     </w:p>
@@ -300,7 +450,54 @@
         <w:pStyle w:val="BodyText"/>
       </w:pPr>
       <w:r>
+        <w:rPr>
+          <w:lang w:val="tr"/>
+        </w:rPr>
         <w:t xml:space="preserve">Klinik karar destek için JWT’li NestJS + PostgreSQL backend ve React Native MRI/AI uygulaması. Özel, detaylar istek üzerine.</w:t>
+      </w:r>
+    </w:p>
+    <w:p>
+      <w:pPr>
+        <w:pStyle w:val="BodyText"/>
+      </w:pPr>
+      <w:r>
+        <w:rPr>
+          <w:lang w:val="tr"/>
+        </w:rPr>
+        <w:t xml:space="preserve">Backup Platform – Staj projesi</w:t>
+      </w:r>
+    </w:p>
+    <w:p>
+      <w:pPr>
+        <w:pStyle w:val="BodyText"/>
+      </w:pPr>
+      <w:r>
+        <w:rPr>
+          <w:lang w:val="tr"/>
+        </w:rPr>
+        <w:t xml:space="preserve">ASP.NET Core + Quartz.NET + PostgreSQL backend, SQL Server yedekleme agent’ı ve React arayüzü. Açık kaynak: github.com/mtsarac/backup-platform.</w:t>
+      </w:r>
+    </w:p>
+    <w:p>
+      <w:pPr>
+        <w:pStyle w:val="BodyText"/>
+      </w:pPr>
+      <w:r>
+        <w:rPr>
+          <w:lang w:val="tr"/>
+        </w:rPr>
+        <w:t xml:space="preserve">Kaydetmail – Staj projesi</w:t>
+      </w:r>
+    </w:p>
+    <w:p>
+      <w:pPr>
+        <w:pStyle w:val="BodyText"/>
+      </w:pPr>
+      <w:r>
+        <w:rPr>
+          <w:lang w:val="tr"/>
+        </w:rPr>
+        <w:t xml:space="preserve">Çevrimdışı öncelikli çok hesaplı IMAP/SMTP istemcisi: .NET 10 + PostgreSQL backend ve Flutter uygulaması. Açık kaynak: github.com/mtsarac/mail-client.</w:t>
       </w:r>
     </w:p>
     <w:bookmarkEnd w:id="18"/>
@@ -310,6 +507,9 @@
         <w:pStyle w:val="Heading2"/>
       </w:pPr>
       <w:r>
+        <w:rPr>
+          <w:lang w:val="tr"/>
+        </w:rPr>
         <w:t xml:space="preserve">EĞİTİM</w:t>
       </w:r>
     </w:p>
@@ -318,9 +518,15 @@
         <w:pStyle w:val="FirstParagraph"/>
       </w:pPr>
       <w:r>
+        <w:rPr>
+          <w:lang w:val="tr"/>
+        </w:rPr>
         <w:t xml:space="preserve">Pamukkale Üniversitesi – Bilgisayar Mühendisliği Lisans</w:t>
       </w:r>
       <w:r>
+        <w:rPr>
+          <w:lang w:val="tr"/>
+        </w:rPr>
         <w:t xml:space="preserve">2022 – 2026 | GPA: 3.32</w:t>
       </w:r>
     </w:p>
@@ -329,6 +535,9 @@
         <w:pStyle w:val="BodyText"/>
       </w:pPr>
       <w:r>
+        <w:rPr>
+          <w:lang w:val="tr"/>
+        </w:rPr>
         <w:t xml:space="preserve">Veri yapıları, algoritmalar, veritabanları, işletim sistemleri, yazılım mühendisliği, web teknolojileri, ağlar, makine öğrenmesi, yapay zeka, grafik, bulut bilişim.</w:t>
       </w:r>
     </w:p>
@@ -337,9 +546,15 @@
         <w:pStyle w:val="BodyText"/>
       </w:pPr>
       <w:r>
+        <w:rPr>
+          <w:lang w:val="tr"/>
+        </w:rPr>
         <w:t xml:space="preserve">Maribor Üniversitesi – Erasmus</w:t>
       </w:r>
       <w:r>
+        <w:rPr>
+          <w:lang w:val="tr"/>
+        </w:rPr>
         <w:t xml:space="preserve">Şub – Tem 2025</w:t>
       </w:r>
     </w:p>
@@ -348,6 +563,9 @@
         <w:pStyle w:val="BodyText"/>
       </w:pPr>
       <w:r>
+        <w:rPr>
+          <w:lang w:val="tr"/>
+        </w:rPr>
         <w:t xml:space="preserve">C++ ile OOP; Blender ile 3D animasyon ve grafik.</w:t>
       </w:r>
     </w:p>
@@ -578,6 +796,9 @@
     <w:abstractNumId w:val="991"/>
   </w:num>
   <w:num w:numId="1004">
+    <w:abstractNumId w:val="991"/>
+  </w:num>
+  <w:num w:numId="1005">
     <w:abstractNumId w:val="991"/>
   </w:num>
 </w:numbering>

--- a/public/cv/CV-modern.docx
+++ b/public/cv/CV-modern.docx
@@ -532,18 +532,52 @@
     </w:p>
     <w:p>
       <w:pPr>
-        <w:pStyle w:val="BodyText"/>
-      </w:pPr>
-      <w:r>
-        <w:rPr>
-          <w:lang w:val="tr"/>
-        </w:rPr>
-        <w:t xml:space="preserve">Veri yapıları, algoritmalar, veritabanları, işletim sistemleri, yazılım mühendisliği, web teknolojileri, ağlar, makine öğrenmesi, yapay zeka, grafik, bulut bilişim.</w:t>
-      </w:r>
-    </w:p>
-    <w:p>
-      <w:pPr>
-        <w:pStyle w:val="BodyText"/>
+        <w:pStyle w:val="Compact"/>
+        <w:numPr>
+          <w:ilvl w:val="0"/>
+          <w:numId w:val="1006"/>
+        </w:numPr>
+      </w:pPr>
+      <w:r>
+        <w:rPr>
+          <w:lang w:val="tr"/>
+        </w:rPr>
+        <w:t xml:space="preserve">Veri yapıları, algoritmalar, veritabanları, işletim sistemleri</w:t>
+      </w:r>
+    </w:p>
+    <w:p>
+      <w:pPr>
+        <w:pStyle w:val="Compact"/>
+        <w:numPr>
+          <w:ilvl w:val="0"/>
+          <w:numId w:val="1006"/>
+        </w:numPr>
+      </w:pPr>
+      <w:r>
+        <w:rPr>
+          <w:lang w:val="tr"/>
+        </w:rPr>
+        <w:t xml:space="preserve">Yazılım mühendisliği, web teknolojileri, bilgisayar ağları</w:t>
+      </w:r>
+    </w:p>
+    <w:p>
+      <w:pPr>
+        <w:pStyle w:val="Compact"/>
+        <w:numPr>
+          <w:ilvl w:val="0"/>
+          <w:numId w:val="1006"/>
+        </w:numPr>
+      </w:pPr>
+      <w:r>
+        <w:rPr>
+          <w:lang w:val="tr"/>
+        </w:rPr>
+        <w:t xml:space="preserve">Makine öğrenmesi, yapay zeka, grafik, bulut bilişim</w:t>
+      </w:r>
+    </w:p>
+    <w:p>
+      <w:pPr>
+        <w:pStyle w:val="FirstParagraph"/>
       </w:pPr>
       <w:r>
         <w:rPr>
@@ -560,13 +594,32 @@
     </w:p>
     <w:p>
       <w:pPr>
-        <w:pStyle w:val="BodyText"/>
-      </w:pPr>
-      <w:r>
-        <w:rPr>
-          <w:lang w:val="tr"/>
-        </w:rPr>
-        <w:t xml:space="preserve">C++ ile OOP; Blender ile 3D animasyon ve grafik.</w:t>
+        <w:pStyle w:val="Compact"/>
+        <w:numPr>
+          <w:ilvl w:val="0"/>
+          <w:numId w:val="1007"/>
+        </w:numPr>
+      </w:pPr>
+      <w:r>
+        <w:rPr>
+          <w:lang w:val="tr"/>
+        </w:rPr>
+        <w:t xml:space="preserve">Erasmus değişim programı, C++ ile OOP</w:t>
+      </w:r>
+    </w:p>
+    <w:p>
+      <w:pPr>
+        <w:pStyle w:val="Compact"/>
+        <w:numPr>
+          <w:ilvl w:val="0"/>
+          <w:numId w:val="1007"/>
+        </w:numPr>
+      </w:pPr>
+      <w:r>
+        <w:rPr>
+          <w:lang w:val="tr"/>
+        </w:rPr>
+        <w:t xml:space="preserve">Blender ile 3D animasyon ve grafik</w:t>
       </w:r>
     </w:p>
     <w:bookmarkEnd w:id="19"/>
@@ -799,6 +852,12 @@
     <w:abstractNumId w:val="991"/>
   </w:num>
   <w:num w:numId="1005">
+    <w:abstractNumId w:val="991"/>
+  </w:num>
+  <w:num w:numId="1006">
+    <w:abstractNumId w:val="991"/>
+  </w:num>
+  <w:num w:numId="1007">
     <w:abstractNumId w:val="991"/>
   </w:num>
 </w:numbering>

--- a/public/cv/CV-modern.docx
+++ b/public/cv/CV-modern.docx
@@ -219,7 +219,7 @@
         <w:rPr>
           <w:lang w:val="tr"/>
         </w:rPr>
-        <w:t xml:space="preserve">Pamukkale Üniversitesi son sınıf Bilgisayar Mühendisliği öğrencisiyim (GPA 3.32). NestJS, PostgreSQL ve React ile backend ağırlıklı full-stack geliştirmeye odaklanıyorum. Gerçek ürün çıkaracağım junior ve staj pozisyonları arıyorum.</w:t>
+        <w:t xml:space="preserve">Pamukkale Üniversitesi son sınıf Bilgisayar Mühendisliği öğrencisiyim. NestJS, PostgreSQL ve React ile backend ağırlıklı full-stack geliştirmeye odaklanıyorum. Gerçek ürün çıkaracağım junior ve staj pozisyonları arıyorum.</w:t>
       </w:r>
     </w:p>
     <w:bookmarkEnd w:id="16"/>
